--- a/PartitioningPOC_Module1b_MigrationStrategy.docx
+++ b/PartitioningPOC_Module1b_MigrationStrategy.docx
@@ -1730,7 +1730,13 @@
         <w:spacing w:after="160"/>
       </w:pPr>
       <w:r>
-        <w:t>This document is Module 1b of the POC series, focused on the practical challenge of migrating large existing tables from a non-partitioned state to a partitioned state in a live production OLTP environment. While Module 1 covered the theory and component architecture of partitioning, this module addresses the operational reality: how do you partition a table that already contains 1.83 billion rows (</w:t>
+        <w:t xml:space="preserve">This document is Module 1b of the POC series, focused on the practical challenge of migrating large existing tables from a non-partitioned state to a partitioned state in a live production OLTP environment. While Module 1 covered the theory and component architecture of partitioning, this module addresses the operational reality: how do you partition a table that already contains </w:t>
+      </w:r>
+      <w:r>
+        <w:t>~</w:t>
+      </w:r>
+      <w:r>
+        <w:t>1.83 billion rows (</w:t>
       </w:r>
       <w:proofErr w:type="spellStart"/>
       <w:r>
@@ -1794,12 +1800,6 @@
         <w:gridCol w:w="9360"/>
       </w:tblGrid>
       <w:tr>
-        <w:tblPrEx>
-          <w:tblCellMar>
-            <w:top w:w="0" w:type="dxa"/>
-            <w:bottom w:w="0" w:type="dxa"/>
-          </w:tblCellMar>
-        </w:tblPrEx>
         <w:tc>
           <w:tcPr>
             <w:tcW w:w="9360" w:type="dxa"/>
@@ -1864,7 +1864,13 @@
         <w:spacing w:after="160"/>
       </w:pPr>
       <w:r>
-        <w:t>The Tier 1 classification from the consolidated analysis (Module 6) identifies 20 tables that are candidates for partition SWITCH-based lifecycle management. These tables share common characteristics: they have a datetime column suitable as a partition key, they follow a hot/cold access pattern with data active for approximately 60 days, and critically, none of them are foreign key parents — meaning partition SWITCH operations are completely unblocked.</w:t>
+        <w:t>The Tier 1 classification from the consolidated analysis (Module 6) identifies 20 tables that are candidates for partition SWITCH-based lifecycle management. These tables share common characteristics: they have a datetime column suitable as a partition key, they follow a hot/cold access pattern with data active for approximately 60</w:t>
+      </w:r>
+      <w:r>
+        <w:t>-90</w:t>
+      </w:r>
+      <w:r>
+        <w:t xml:space="preserve"> days, and critically, none of them are foreign key parents — meaning partition SWITCH operations are completely unblocked.</w:t>
       </w:r>
     </w:p>
     <w:p>
@@ -1900,12 +1906,6 @@
         <w:gridCol w:w="952"/>
       </w:tblGrid>
       <w:tr>
-        <w:tblPrEx>
-          <w:tblCellMar>
-            <w:top w:w="0" w:type="dxa"/>
-            <w:bottom w:w="0" w:type="dxa"/>
-          </w:tblCellMar>
-        </w:tblPrEx>
         <w:tc>
           <w:tcPr>
             <w:tcW w:w="2400" w:type="dxa"/>
@@ -2063,12 +2063,6 @@
         </w:tc>
       </w:tr>
       <w:tr>
-        <w:tblPrEx>
-          <w:tblCellMar>
-            <w:top w:w="0" w:type="dxa"/>
-            <w:bottom w:w="0" w:type="dxa"/>
-          </w:tblCellMar>
-        </w:tblPrEx>
         <w:tc>
           <w:tcPr>
             <w:tcW w:w="2400" w:type="dxa"/>
@@ -2223,12 +2217,6 @@
         </w:tc>
       </w:tr>
       <w:tr>
-        <w:tblPrEx>
-          <w:tblCellMar>
-            <w:top w:w="0" w:type="dxa"/>
-            <w:bottom w:w="0" w:type="dxa"/>
-          </w:tblCellMar>
-        </w:tblPrEx>
         <w:tc>
           <w:tcPr>
             <w:tcW w:w="2400" w:type="dxa"/>
@@ -2383,12 +2371,6 @@
         </w:tc>
       </w:tr>
       <w:tr>
-        <w:tblPrEx>
-          <w:tblCellMar>
-            <w:top w:w="0" w:type="dxa"/>
-            <w:bottom w:w="0" w:type="dxa"/>
-          </w:tblCellMar>
-        </w:tblPrEx>
         <w:tc>
           <w:tcPr>
             <w:tcW w:w="2400" w:type="dxa"/>
@@ -2543,12 +2525,6 @@
         </w:tc>
       </w:tr>
       <w:tr>
-        <w:tblPrEx>
-          <w:tblCellMar>
-            <w:top w:w="0" w:type="dxa"/>
-            <w:bottom w:w="0" w:type="dxa"/>
-          </w:tblCellMar>
-        </w:tblPrEx>
         <w:tc>
           <w:tcPr>
             <w:tcW w:w="2400" w:type="dxa"/>
@@ -2703,12 +2679,6 @@
         </w:tc>
       </w:tr>
       <w:tr>
-        <w:tblPrEx>
-          <w:tblCellMar>
-            <w:top w:w="0" w:type="dxa"/>
-            <w:bottom w:w="0" w:type="dxa"/>
-          </w:tblCellMar>
-        </w:tblPrEx>
         <w:tc>
           <w:tcPr>
             <w:tcW w:w="2400" w:type="dxa"/>
@@ -2863,12 +2833,6 @@
         </w:tc>
       </w:tr>
       <w:tr>
-        <w:tblPrEx>
-          <w:tblCellMar>
-            <w:top w:w="0" w:type="dxa"/>
-            <w:bottom w:w="0" w:type="dxa"/>
-          </w:tblCellMar>
-        </w:tblPrEx>
         <w:tc>
           <w:tcPr>
             <w:tcW w:w="2400" w:type="dxa"/>
@@ -3023,12 +2987,6 @@
         </w:tc>
       </w:tr>
       <w:tr>
-        <w:tblPrEx>
-          <w:tblCellMar>
-            <w:top w:w="0" w:type="dxa"/>
-            <w:bottom w:w="0" w:type="dxa"/>
-          </w:tblCellMar>
-        </w:tblPrEx>
         <w:tc>
           <w:tcPr>
             <w:tcW w:w="2400" w:type="dxa"/>
@@ -3184,12 +3142,6 @@
         </w:tc>
       </w:tr>
       <w:tr>
-        <w:tblPrEx>
-          <w:tblCellMar>
-            <w:top w:w="0" w:type="dxa"/>
-            <w:bottom w:w="0" w:type="dxa"/>
-          </w:tblCellMar>
-        </w:tblPrEx>
         <w:tc>
           <w:tcPr>
             <w:tcW w:w="2400" w:type="dxa"/>
@@ -3344,12 +3296,6 @@
         </w:tc>
       </w:tr>
       <w:tr>
-        <w:tblPrEx>
-          <w:tblCellMar>
-            <w:top w:w="0" w:type="dxa"/>
-            <w:bottom w:w="0" w:type="dxa"/>
-          </w:tblCellMar>
-        </w:tblPrEx>
         <w:tc>
           <w:tcPr>
             <w:tcW w:w="2400" w:type="dxa"/>
@@ -3504,12 +3450,6 @@
         </w:tc>
       </w:tr>
       <w:tr>
-        <w:tblPrEx>
-          <w:tblCellMar>
-            <w:top w:w="0" w:type="dxa"/>
-            <w:bottom w:w="0" w:type="dxa"/>
-          </w:tblCellMar>
-        </w:tblPrEx>
         <w:tc>
           <w:tcPr>
             <w:tcW w:w="2400" w:type="dxa"/>
@@ -3686,12 +3626,6 @@
         <w:gridCol w:w="9360"/>
       </w:tblGrid>
       <w:tr>
-        <w:tblPrEx>
-          <w:tblCellMar>
-            <w:top w:w="0" w:type="dxa"/>
-            <w:bottom w:w="0" w:type="dxa"/>
-          </w:tblCellMar>
-        </w:tblPrEx>
         <w:tc>
           <w:tcPr>
             <w:tcW w:w="9360" w:type="dxa"/>
@@ -3842,12 +3776,6 @@
         <w:gridCol w:w="3780"/>
       </w:tblGrid>
       <w:tr>
-        <w:tblPrEx>
-          <w:tblCellMar>
-            <w:top w:w="0" w:type="dxa"/>
-            <w:bottom w:w="0" w:type="dxa"/>
-          </w:tblCellMar>
-        </w:tblPrEx>
         <w:tc>
           <w:tcPr>
             <w:tcW w:w="1800" w:type="dxa"/>
@@ -3943,12 +3871,6 @@
         </w:tc>
       </w:tr>
       <w:tr>
-        <w:tblPrEx>
-          <w:tblCellMar>
-            <w:top w:w="0" w:type="dxa"/>
-            <w:bottom w:w="0" w:type="dxa"/>
-          </w:tblCellMar>
-        </w:tblPrEx>
         <w:tc>
           <w:tcPr>
             <w:tcW w:w="1800" w:type="dxa"/>
@@ -4073,12 +3995,6 @@
         </w:tc>
       </w:tr>
       <w:tr>
-        <w:tblPrEx>
-          <w:tblCellMar>
-            <w:top w:w="0" w:type="dxa"/>
-            <w:bottom w:w="0" w:type="dxa"/>
-          </w:tblCellMar>
-        </w:tblPrEx>
         <w:tc>
           <w:tcPr>
             <w:tcW w:w="1800" w:type="dxa"/>
@@ -4167,12 +4083,6 @@
         </w:tc>
       </w:tr>
       <w:tr>
-        <w:tblPrEx>
-          <w:tblCellMar>
-            <w:top w:w="0" w:type="dxa"/>
-            <w:bottom w:w="0" w:type="dxa"/>
-          </w:tblCellMar>
-        </w:tblPrEx>
         <w:tc>
           <w:tcPr>
             <w:tcW w:w="1800" w:type="dxa"/>
@@ -4261,12 +4171,6 @@
         </w:tc>
       </w:tr>
       <w:tr>
-        <w:tblPrEx>
-          <w:tblCellMar>
-            <w:top w:w="0" w:type="dxa"/>
-            <w:bottom w:w="0" w:type="dxa"/>
-          </w:tblCellMar>
-        </w:tblPrEx>
         <w:tc>
           <w:tcPr>
             <w:tcW w:w="1800" w:type="dxa"/>
@@ -4355,12 +4259,6 @@
         </w:tc>
       </w:tr>
       <w:tr>
-        <w:tblPrEx>
-          <w:tblCellMar>
-            <w:top w:w="0" w:type="dxa"/>
-            <w:bottom w:w="0" w:type="dxa"/>
-          </w:tblCellMar>
-        </w:tblPrEx>
         <w:tc>
           <w:tcPr>
             <w:tcW w:w="1800" w:type="dxa"/>
@@ -4449,12 +4347,6 @@
         </w:tc>
       </w:tr>
       <w:tr>
-        <w:tblPrEx>
-          <w:tblCellMar>
-            <w:top w:w="0" w:type="dxa"/>
-            <w:bottom w:w="0" w:type="dxa"/>
-          </w:tblCellMar>
-        </w:tblPrEx>
         <w:tc>
           <w:tcPr>
             <w:tcW w:w="1800" w:type="dxa"/>
@@ -4543,12 +4435,6 @@
         </w:tc>
       </w:tr>
       <w:tr>
-        <w:tblPrEx>
-          <w:tblCellMar>
-            <w:top w:w="0" w:type="dxa"/>
-            <w:bottom w:w="0" w:type="dxa"/>
-          </w:tblCellMar>
-        </w:tblPrEx>
         <w:tc>
           <w:tcPr>
             <w:tcW w:w="1800" w:type="dxa"/>
@@ -4668,12 +4554,6 @@
         <w:gridCol w:w="9360"/>
       </w:tblGrid>
       <w:tr>
-        <w:tblPrEx>
-          <w:tblCellMar>
-            <w:top w:w="0" w:type="dxa"/>
-            <w:bottom w:w="0" w:type="dxa"/>
-          </w:tblCellMar>
-        </w:tblPrEx>
         <w:tc>
           <w:tcPr>
             <w:tcW w:w="9360" w:type="dxa"/>
@@ -4870,12 +4750,6 @@
         <w:gridCol w:w="6560"/>
       </w:tblGrid>
       <w:tr>
-        <w:tblPrEx>
-          <w:tblCellMar>
-            <w:top w:w="0" w:type="dxa"/>
-            <w:bottom w:w="0" w:type="dxa"/>
-          </w:tblCellMar>
-        </w:tblPrEx>
         <w:tc>
           <w:tcPr>
             <w:tcW w:w="2800" w:type="dxa"/>
@@ -4940,12 +4814,6 @@
         </w:tc>
       </w:tr>
       <w:tr>
-        <w:tblPrEx>
-          <w:tblCellMar>
-            <w:top w:w="0" w:type="dxa"/>
-            <w:bottom w:w="0" w:type="dxa"/>
-          </w:tblCellMar>
-        </w:tblPrEx>
         <w:tc>
           <w:tcPr>
             <w:tcW w:w="2800" w:type="dxa"/>
@@ -5006,12 +4874,6 @@
         </w:tc>
       </w:tr>
       <w:tr>
-        <w:tblPrEx>
-          <w:tblCellMar>
-            <w:top w:w="0" w:type="dxa"/>
-            <w:bottom w:w="0" w:type="dxa"/>
-          </w:tblCellMar>
-        </w:tblPrEx>
         <w:tc>
           <w:tcPr>
             <w:tcW w:w="2800" w:type="dxa"/>
@@ -5072,12 +4934,6 @@
         </w:tc>
       </w:tr>
       <w:tr>
-        <w:tblPrEx>
-          <w:tblCellMar>
-            <w:top w:w="0" w:type="dxa"/>
-            <w:bottom w:w="0" w:type="dxa"/>
-          </w:tblCellMar>
-        </w:tblPrEx>
         <w:tc>
           <w:tcPr>
             <w:tcW w:w="2800" w:type="dxa"/>
@@ -5138,12 +4994,6 @@
         </w:tc>
       </w:tr>
       <w:tr>
-        <w:tblPrEx>
-          <w:tblCellMar>
-            <w:top w:w="0" w:type="dxa"/>
-            <w:bottom w:w="0" w:type="dxa"/>
-          </w:tblCellMar>
-        </w:tblPrEx>
         <w:tc>
           <w:tcPr>
             <w:tcW w:w="2800" w:type="dxa"/>
@@ -5204,12 +5054,6 @@
         </w:tc>
       </w:tr>
       <w:tr>
-        <w:tblPrEx>
-          <w:tblCellMar>
-            <w:top w:w="0" w:type="dxa"/>
-            <w:bottom w:w="0" w:type="dxa"/>
-          </w:tblCellMar>
-        </w:tblPrEx>
         <w:tc>
           <w:tcPr>
             <w:tcW w:w="2800" w:type="dxa"/>
@@ -5380,12 +5224,6 @@
         <w:gridCol w:w="9360"/>
       </w:tblGrid>
       <w:tr>
-        <w:tblPrEx>
-          <w:tblCellMar>
-            <w:top w:w="0" w:type="dxa"/>
-            <w:bottom w:w="0" w:type="dxa"/>
-          </w:tblCellMar>
-        </w:tblPrEx>
         <w:tc>
           <w:tcPr>
             <w:tcW w:w="9360" w:type="dxa"/>
@@ -5525,12 +5363,6 @@
         <w:gridCol w:w="7160"/>
       </w:tblGrid>
       <w:tr>
-        <w:tblPrEx>
-          <w:tblCellMar>
-            <w:top w:w="0" w:type="dxa"/>
-            <w:bottom w:w="0" w:type="dxa"/>
-          </w:tblCellMar>
-        </w:tblPrEx>
         <w:tc>
           <w:tcPr>
             <w:tcW w:w="2200" w:type="dxa"/>
@@ -5595,12 +5427,6 @@
         </w:tc>
       </w:tr>
       <w:tr>
-        <w:tblPrEx>
-          <w:tblCellMar>
-            <w:top w:w="0" w:type="dxa"/>
-            <w:bottom w:w="0" w:type="dxa"/>
-          </w:tblCellMar>
-        </w:tblPrEx>
         <w:tc>
           <w:tcPr>
             <w:tcW w:w="2200" w:type="dxa"/>
@@ -5661,12 +5487,6 @@
         </w:tc>
       </w:tr>
       <w:tr>
-        <w:tblPrEx>
-          <w:tblCellMar>
-            <w:top w:w="0" w:type="dxa"/>
-            <w:bottom w:w="0" w:type="dxa"/>
-          </w:tblCellMar>
-        </w:tblPrEx>
         <w:tc>
           <w:tcPr>
             <w:tcW w:w="2200" w:type="dxa"/>
@@ -5727,12 +5547,6 @@
         </w:tc>
       </w:tr>
       <w:tr>
-        <w:tblPrEx>
-          <w:tblCellMar>
-            <w:top w:w="0" w:type="dxa"/>
-            <w:bottom w:w="0" w:type="dxa"/>
-          </w:tblCellMar>
-        </w:tblPrEx>
         <w:tc>
           <w:tcPr>
             <w:tcW w:w="2200" w:type="dxa"/>
@@ -5793,12 +5607,6 @@
         </w:tc>
       </w:tr>
       <w:tr>
-        <w:tblPrEx>
-          <w:tblCellMar>
-            <w:top w:w="0" w:type="dxa"/>
-            <w:bottom w:w="0" w:type="dxa"/>
-          </w:tblCellMar>
-        </w:tblPrEx>
         <w:tc>
           <w:tcPr>
             <w:tcW w:w="2200" w:type="dxa"/>
@@ -5859,12 +5667,6 @@
         </w:tc>
       </w:tr>
       <w:tr>
-        <w:tblPrEx>
-          <w:tblCellMar>
-            <w:top w:w="0" w:type="dxa"/>
-            <w:bottom w:w="0" w:type="dxa"/>
-          </w:tblCellMar>
-        </w:tblPrEx>
         <w:tc>
           <w:tcPr>
             <w:tcW w:w="2200" w:type="dxa"/>
@@ -5944,12 +5746,6 @@
         </w:tc>
       </w:tr>
       <w:tr>
-        <w:tblPrEx>
-          <w:tblCellMar>
-            <w:top w:w="0" w:type="dxa"/>
-            <w:bottom w:w="0" w:type="dxa"/>
-          </w:tblCellMar>
-        </w:tblPrEx>
         <w:tc>
           <w:tcPr>
             <w:tcW w:w="2200" w:type="dxa"/>
@@ -6028,12 +5824,6 @@
         </w:tc>
       </w:tr>
       <w:tr>
-        <w:tblPrEx>
-          <w:tblCellMar>
-            <w:top w:w="0" w:type="dxa"/>
-            <w:bottom w:w="0" w:type="dxa"/>
-          </w:tblCellMar>
-        </w:tblPrEx>
         <w:tc>
           <w:tcPr>
             <w:tcW w:w="2200" w:type="dxa"/>
@@ -6157,12 +5947,6 @@
         <w:gridCol w:w="1597"/>
       </w:tblGrid>
       <w:tr>
-        <w:tblPrEx>
-          <w:tblCellMar>
-            <w:top w:w="0" w:type="dxa"/>
-            <w:bottom w:w="0" w:type="dxa"/>
-          </w:tblCellMar>
-        </w:tblPrEx>
         <w:tc>
           <w:tcPr>
             <w:tcW w:w="600" w:type="dxa"/>
@@ -6289,12 +6073,6 @@
         </w:tc>
       </w:tr>
       <w:tr>
-        <w:tblPrEx>
-          <w:tblCellMar>
-            <w:top w:w="0" w:type="dxa"/>
-            <w:bottom w:w="0" w:type="dxa"/>
-          </w:tblCellMar>
-        </w:tblPrEx>
         <w:tc>
           <w:tcPr>
             <w:tcW w:w="600" w:type="dxa"/>
@@ -6443,12 +6221,6 @@
         </w:tc>
       </w:tr>
       <w:tr>
-        <w:tblPrEx>
-          <w:tblCellMar>
-            <w:top w:w="0" w:type="dxa"/>
-            <w:bottom w:w="0" w:type="dxa"/>
-          </w:tblCellMar>
-        </w:tblPrEx>
         <w:tc>
           <w:tcPr>
             <w:tcW w:w="600" w:type="dxa"/>
@@ -6595,12 +6367,6 @@
         </w:tc>
       </w:tr>
       <w:tr>
-        <w:tblPrEx>
-          <w:tblCellMar>
-            <w:top w:w="0" w:type="dxa"/>
-            <w:bottom w:w="0" w:type="dxa"/>
-          </w:tblCellMar>
-        </w:tblPrEx>
         <w:tc>
           <w:tcPr>
             <w:tcW w:w="600" w:type="dxa"/>
@@ -6719,12 +6485,6 @@
         </w:tc>
       </w:tr>
       <w:tr>
-        <w:tblPrEx>
-          <w:tblCellMar>
-            <w:top w:w="0" w:type="dxa"/>
-            <w:bottom w:w="0" w:type="dxa"/>
-          </w:tblCellMar>
-        </w:tblPrEx>
         <w:tc>
           <w:tcPr>
             <w:tcW w:w="600" w:type="dxa"/>
@@ -6911,12 +6671,6 @@
         <w:gridCol w:w="9360"/>
       </w:tblGrid>
       <w:tr>
-        <w:tblPrEx>
-          <w:tblCellMar>
-            <w:top w:w="0" w:type="dxa"/>
-            <w:bottom w:w="0" w:type="dxa"/>
-          </w:tblCellMar>
-        </w:tblPrEx>
         <w:tc>
           <w:tcPr>
             <w:tcW w:w="9360" w:type="dxa"/>
@@ -7008,12 +6762,6 @@
         <w:gridCol w:w="6891"/>
       </w:tblGrid>
       <w:tr>
-        <w:tblPrEx>
-          <w:tblCellMar>
-            <w:top w:w="0" w:type="dxa"/>
-            <w:bottom w:w="0" w:type="dxa"/>
-          </w:tblCellMar>
-        </w:tblPrEx>
         <w:tc>
           <w:tcPr>
             <w:tcW w:w="600" w:type="dxa"/>
@@ -7109,12 +6857,6 @@
         </w:tc>
       </w:tr>
       <w:tr>
-        <w:tblPrEx>
-          <w:tblCellMar>
-            <w:top w:w="0" w:type="dxa"/>
-            <w:bottom w:w="0" w:type="dxa"/>
-          </w:tblCellMar>
-        </w:tblPrEx>
         <w:tc>
           <w:tcPr>
             <w:tcW w:w="600" w:type="dxa"/>
@@ -7205,12 +6947,6 @@
         </w:tc>
       </w:tr>
       <w:tr>
-        <w:tblPrEx>
-          <w:tblCellMar>
-            <w:top w:w="0" w:type="dxa"/>
-            <w:bottom w:w="0" w:type="dxa"/>
-          </w:tblCellMar>
-        </w:tblPrEx>
         <w:tc>
           <w:tcPr>
             <w:tcW w:w="600" w:type="dxa"/>
@@ -7301,12 +7037,6 @@
         </w:tc>
       </w:tr>
       <w:tr>
-        <w:tblPrEx>
-          <w:tblCellMar>
-            <w:top w:w="0" w:type="dxa"/>
-            <w:bottom w:w="0" w:type="dxa"/>
-          </w:tblCellMar>
-        </w:tblPrEx>
         <w:tc>
           <w:tcPr>
             <w:tcW w:w="600" w:type="dxa"/>
@@ -7397,12 +7127,6 @@
         </w:tc>
       </w:tr>
       <w:tr>
-        <w:tblPrEx>
-          <w:tblCellMar>
-            <w:top w:w="0" w:type="dxa"/>
-            <w:bottom w:w="0" w:type="dxa"/>
-          </w:tblCellMar>
-        </w:tblPrEx>
         <w:tc>
           <w:tcPr>
             <w:tcW w:w="600" w:type="dxa"/>
@@ -7505,12 +7229,6 @@
         </w:tc>
       </w:tr>
       <w:tr>
-        <w:tblPrEx>
-          <w:tblCellMar>
-            <w:top w:w="0" w:type="dxa"/>
-            <w:bottom w:w="0" w:type="dxa"/>
-          </w:tblCellMar>
-        </w:tblPrEx>
         <w:tc>
           <w:tcPr>
             <w:tcW w:w="600" w:type="dxa"/>
@@ -7601,12 +7319,6 @@
         </w:tc>
       </w:tr>
       <w:tr>
-        <w:tblPrEx>
-          <w:tblCellMar>
-            <w:top w:w="0" w:type="dxa"/>
-            <w:bottom w:w="0" w:type="dxa"/>
-          </w:tblCellMar>
-        </w:tblPrEx>
         <w:tc>
           <w:tcPr>
             <w:tcW w:w="600" w:type="dxa"/>
@@ -7723,12 +7435,6 @@
         <w:gridCol w:w="9360"/>
       </w:tblGrid>
       <w:tr>
-        <w:tblPrEx>
-          <w:tblCellMar>
-            <w:top w:w="0" w:type="dxa"/>
-            <w:bottom w:w="0" w:type="dxa"/>
-          </w:tblCellMar>
-        </w:tblPrEx>
         <w:tc>
           <w:tcPr>
             <w:tcW w:w="9360" w:type="dxa"/>
@@ -7844,12 +7550,6 @@
         <w:gridCol w:w="1813"/>
       </w:tblGrid>
       <w:tr>
-        <w:tblPrEx>
-          <w:tblCellMar>
-            <w:top w:w="0" w:type="dxa"/>
-            <w:bottom w:w="0" w:type="dxa"/>
-          </w:tblCellMar>
-        </w:tblPrEx>
         <w:tc>
           <w:tcPr>
             <w:tcW w:w="2000" w:type="dxa"/>
@@ -8038,12 +7738,6 @@
         </w:tc>
       </w:tr>
       <w:tr>
-        <w:tblPrEx>
-          <w:tblCellMar>
-            <w:top w:w="0" w:type="dxa"/>
-            <w:bottom w:w="0" w:type="dxa"/>
-          </w:tblCellMar>
-        </w:tblPrEx>
         <w:tc>
           <w:tcPr>
             <w:tcW w:w="2000" w:type="dxa"/>
@@ -8230,12 +7924,6 @@
         </w:tc>
       </w:tr>
       <w:tr>
-        <w:tblPrEx>
-          <w:tblCellMar>
-            <w:top w:w="0" w:type="dxa"/>
-            <w:bottom w:w="0" w:type="dxa"/>
-          </w:tblCellMar>
-        </w:tblPrEx>
         <w:tc>
           <w:tcPr>
             <w:tcW w:w="2000" w:type="dxa"/>
@@ -8422,12 +8110,6 @@
         </w:tc>
       </w:tr>
       <w:tr>
-        <w:tblPrEx>
-          <w:tblCellMar>
-            <w:top w:w="0" w:type="dxa"/>
-            <w:bottom w:w="0" w:type="dxa"/>
-          </w:tblCellMar>
-        </w:tblPrEx>
         <w:tc>
           <w:tcPr>
             <w:tcW w:w="2000" w:type="dxa"/>
@@ -8614,12 +8296,6 @@
         </w:tc>
       </w:tr>
       <w:tr>
-        <w:tblPrEx>
-          <w:tblCellMar>
-            <w:top w:w="0" w:type="dxa"/>
-            <w:bottom w:w="0" w:type="dxa"/>
-          </w:tblCellMar>
-        </w:tblPrEx>
         <w:tc>
           <w:tcPr>
             <w:tcW w:w="2000" w:type="dxa"/>
@@ -8806,12 +8482,6 @@
         </w:tc>
       </w:tr>
       <w:tr>
-        <w:tblPrEx>
-          <w:tblCellMar>
-            <w:top w:w="0" w:type="dxa"/>
-            <w:bottom w:w="0" w:type="dxa"/>
-          </w:tblCellMar>
-        </w:tblPrEx>
         <w:tc>
           <w:tcPr>
             <w:tcW w:w="2000" w:type="dxa"/>
@@ -8998,12 +8668,6 @@
         </w:tc>
       </w:tr>
       <w:tr>
-        <w:tblPrEx>
-          <w:tblCellMar>
-            <w:top w:w="0" w:type="dxa"/>
-            <w:bottom w:w="0" w:type="dxa"/>
-          </w:tblCellMar>
-        </w:tblPrEx>
         <w:tc>
           <w:tcPr>
             <w:tcW w:w="2000" w:type="dxa"/>
@@ -9190,12 +8854,6 @@
         </w:tc>
       </w:tr>
       <w:tr>
-        <w:tblPrEx>
-          <w:tblCellMar>
-            <w:top w:w="0" w:type="dxa"/>
-            <w:bottom w:w="0" w:type="dxa"/>
-          </w:tblCellMar>
-        </w:tblPrEx>
         <w:tc>
           <w:tcPr>
             <w:tcW w:w="2000" w:type="dxa"/>
@@ -9382,12 +9040,6 @@
         </w:tc>
       </w:tr>
       <w:tr>
-        <w:tblPrEx>
-          <w:tblCellMar>
-            <w:top w:w="0" w:type="dxa"/>
-            <w:bottom w:w="0" w:type="dxa"/>
-          </w:tblCellMar>
-        </w:tblPrEx>
         <w:tc>
           <w:tcPr>
             <w:tcW w:w="2000" w:type="dxa"/>
@@ -9574,12 +9226,6 @@
         </w:tc>
       </w:tr>
       <w:tr>
-        <w:tblPrEx>
-          <w:tblCellMar>
-            <w:top w:w="0" w:type="dxa"/>
-            <w:bottom w:w="0" w:type="dxa"/>
-          </w:tblCellMar>
-        </w:tblPrEx>
         <w:tc>
           <w:tcPr>
             <w:tcW w:w="2000" w:type="dxa"/>
@@ -9766,12 +9412,6 @@
         </w:tc>
       </w:tr>
       <w:tr>
-        <w:tblPrEx>
-          <w:tblCellMar>
-            <w:top w:w="0" w:type="dxa"/>
-            <w:bottom w:w="0" w:type="dxa"/>
-          </w:tblCellMar>
-        </w:tblPrEx>
         <w:tc>
           <w:tcPr>
             <w:tcW w:w="2000" w:type="dxa"/>
@@ -10191,12 +9831,6 @@
         <w:gridCol w:w="1063"/>
       </w:tblGrid>
       <w:tr>
-        <w:tblPrEx>
-          <w:tblCellMar>
-            <w:top w:w="0" w:type="dxa"/>
-            <w:bottom w:w="0" w:type="dxa"/>
-          </w:tblCellMar>
-        </w:tblPrEx>
         <w:tc>
           <w:tcPr>
             <w:tcW w:w="600" w:type="dxa"/>
@@ -10354,12 +9988,6 @@
         </w:tc>
       </w:tr>
       <w:tr>
-        <w:tblPrEx>
-          <w:tblCellMar>
-            <w:top w:w="0" w:type="dxa"/>
-            <w:bottom w:w="0" w:type="dxa"/>
-          </w:tblCellMar>
-        </w:tblPrEx>
         <w:tc>
           <w:tcPr>
             <w:tcW w:w="600" w:type="dxa"/>
@@ -10506,12 +10134,6 @@
         </w:tc>
       </w:tr>
       <w:tr>
-        <w:tblPrEx>
-          <w:tblCellMar>
-            <w:top w:w="0" w:type="dxa"/>
-            <w:bottom w:w="0" w:type="dxa"/>
-          </w:tblCellMar>
-        </w:tblPrEx>
         <w:tc>
           <w:tcPr>
             <w:tcW w:w="600" w:type="dxa"/>
@@ -10732,12 +10354,6 @@
         </w:tc>
       </w:tr>
       <w:tr>
-        <w:tblPrEx>
-          <w:tblCellMar>
-            <w:top w:w="0" w:type="dxa"/>
-            <w:bottom w:w="0" w:type="dxa"/>
-          </w:tblCellMar>
-        </w:tblPrEx>
         <w:tc>
           <w:tcPr>
             <w:tcW w:w="600" w:type="dxa"/>
@@ -10922,12 +10538,6 @@
         </w:tc>
       </w:tr>
       <w:tr>
-        <w:tblPrEx>
-          <w:tblCellMar>
-            <w:top w:w="0" w:type="dxa"/>
-            <w:bottom w:w="0" w:type="dxa"/>
-          </w:tblCellMar>
-        </w:tblPrEx>
         <w:tc>
           <w:tcPr>
             <w:tcW w:w="600" w:type="dxa"/>
@@ -11102,12 +10712,6 @@
         </w:tc>
       </w:tr>
       <w:tr>
-        <w:tblPrEx>
-          <w:tblCellMar>
-            <w:top w:w="0" w:type="dxa"/>
-            <w:bottom w:w="0" w:type="dxa"/>
-          </w:tblCellMar>
-        </w:tblPrEx>
         <w:tc>
           <w:tcPr>
             <w:tcW w:w="600" w:type="dxa"/>
@@ -11280,12 +10884,6 @@
         <w:gridCol w:w="9360"/>
       </w:tblGrid>
       <w:tr>
-        <w:tblPrEx>
-          <w:tblCellMar>
-            <w:top w:w="0" w:type="dxa"/>
-            <w:bottom w:w="0" w:type="dxa"/>
-          </w:tblCellMar>
-        </w:tblPrEx>
         <w:tc>
           <w:tcPr>
             <w:tcW w:w="9360" w:type="dxa"/>
@@ -11407,12 +11005,6 @@
         <w:gridCol w:w="6960"/>
       </w:tblGrid>
       <w:tr>
-        <w:tblPrEx>
-          <w:tblCellMar>
-            <w:top w:w="0" w:type="dxa"/>
-            <w:bottom w:w="0" w:type="dxa"/>
-          </w:tblCellMar>
-        </w:tblPrEx>
         <w:tc>
           <w:tcPr>
             <w:tcW w:w="2400" w:type="dxa"/>
@@ -11477,12 +11069,6 @@
         </w:tc>
       </w:tr>
       <w:tr>
-        <w:tblPrEx>
-          <w:tblCellMar>
-            <w:top w:w="0" w:type="dxa"/>
-            <w:bottom w:w="0" w:type="dxa"/>
-          </w:tblCellMar>
-        </w:tblPrEx>
         <w:tc>
           <w:tcPr>
             <w:tcW w:w="2400" w:type="dxa"/>
@@ -11543,12 +11129,6 @@
         </w:tc>
       </w:tr>
       <w:tr>
-        <w:tblPrEx>
-          <w:tblCellMar>
-            <w:top w:w="0" w:type="dxa"/>
-            <w:bottom w:w="0" w:type="dxa"/>
-          </w:tblCellMar>
-        </w:tblPrEx>
         <w:tc>
           <w:tcPr>
             <w:tcW w:w="2400" w:type="dxa"/>
@@ -11609,12 +11189,6 @@
         </w:tc>
       </w:tr>
       <w:tr>
-        <w:tblPrEx>
-          <w:tblCellMar>
-            <w:top w:w="0" w:type="dxa"/>
-            <w:bottom w:w="0" w:type="dxa"/>
-          </w:tblCellMar>
-        </w:tblPrEx>
         <w:tc>
           <w:tcPr>
             <w:tcW w:w="2400" w:type="dxa"/>
@@ -11715,12 +11289,6 @@
         </w:tc>
       </w:tr>
       <w:tr>
-        <w:tblPrEx>
-          <w:tblCellMar>
-            <w:top w:w="0" w:type="dxa"/>
-            <w:bottom w:w="0" w:type="dxa"/>
-          </w:tblCellMar>
-        </w:tblPrEx>
         <w:tc>
           <w:tcPr>
             <w:tcW w:w="2400" w:type="dxa"/>
@@ -11782,12 +11350,6 @@
         </w:tc>
       </w:tr>
       <w:tr>
-        <w:tblPrEx>
-          <w:tblCellMar>
-            <w:top w:w="0" w:type="dxa"/>
-            <w:bottom w:w="0" w:type="dxa"/>
-          </w:tblCellMar>
-        </w:tblPrEx>
         <w:tc>
           <w:tcPr>
             <w:tcW w:w="2400" w:type="dxa"/>
@@ -11886,12 +11448,6 @@
         <w:gridCol w:w="3360"/>
       </w:tblGrid>
       <w:tr>
-        <w:tblPrEx>
-          <w:tblCellMar>
-            <w:top w:w="0" w:type="dxa"/>
-            <w:bottom w:w="0" w:type="dxa"/>
-          </w:tblCellMar>
-        </w:tblPrEx>
         <w:tc>
           <w:tcPr>
             <w:tcW w:w="1000" w:type="dxa"/>
@@ -11987,12 +11543,6 @@
         </w:tc>
       </w:tr>
       <w:tr>
-        <w:tblPrEx>
-          <w:tblCellMar>
-            <w:top w:w="0" w:type="dxa"/>
-            <w:bottom w:w="0" w:type="dxa"/>
-          </w:tblCellMar>
-        </w:tblPrEx>
         <w:tc>
           <w:tcPr>
             <w:tcW w:w="1000" w:type="dxa"/>
@@ -12084,12 +11634,6 @@
         </w:tc>
       </w:tr>
       <w:tr>
-        <w:tblPrEx>
-          <w:tblCellMar>
-            <w:top w:w="0" w:type="dxa"/>
-            <w:bottom w:w="0" w:type="dxa"/>
-          </w:tblCellMar>
-        </w:tblPrEx>
         <w:tc>
           <w:tcPr>
             <w:tcW w:w="1000" w:type="dxa"/>
@@ -12185,12 +11729,6 @@
         </w:tc>
       </w:tr>
       <w:tr>
-        <w:tblPrEx>
-          <w:tblCellMar>
-            <w:top w:w="0" w:type="dxa"/>
-            <w:bottom w:w="0" w:type="dxa"/>
-          </w:tblCellMar>
-        </w:tblPrEx>
         <w:tc>
           <w:tcPr>
             <w:tcW w:w="1000" w:type="dxa"/>
@@ -12282,12 +11820,6 @@
         </w:tc>
       </w:tr>
       <w:tr>
-        <w:tblPrEx>
-          <w:tblCellMar>
-            <w:top w:w="0" w:type="dxa"/>
-            <w:bottom w:w="0" w:type="dxa"/>
-          </w:tblCellMar>
-        </w:tblPrEx>
         <w:tc>
           <w:tcPr>
             <w:tcW w:w="1000" w:type="dxa"/>
@@ -12379,12 +11911,6 @@
         </w:tc>
       </w:tr>
       <w:tr>
-        <w:tblPrEx>
-          <w:tblCellMar>
-            <w:top w:w="0" w:type="dxa"/>
-            <w:bottom w:w="0" w:type="dxa"/>
-          </w:tblCellMar>
-        </w:tblPrEx>
         <w:tc>
           <w:tcPr>
             <w:tcW w:w="1000" w:type="dxa"/>
@@ -12476,12 +12002,6 @@
         </w:tc>
       </w:tr>
       <w:tr>
-        <w:tblPrEx>
-          <w:tblCellMar>
-            <w:top w:w="0" w:type="dxa"/>
-            <w:bottom w:w="0" w:type="dxa"/>
-          </w:tblCellMar>
-        </w:tblPrEx>
         <w:tc>
           <w:tcPr>
             <w:tcW w:w="1000" w:type="dxa"/>
@@ -12573,12 +12093,6 @@
         </w:tc>
       </w:tr>
       <w:tr>
-        <w:tblPrEx>
-          <w:tblCellMar>
-            <w:top w:w="0" w:type="dxa"/>
-            <w:bottom w:w="0" w:type="dxa"/>
-          </w:tblCellMar>
-        </w:tblPrEx>
         <w:tc>
           <w:tcPr>
             <w:tcW w:w="1000" w:type="dxa"/>
@@ -12730,13 +12244,6 @@
         <w:szCs w:val="16"/>
       </w:rPr>
       <w:br/>
-    </w:r>
-    <w:r>
-      <w:rPr>
-        <w:color w:val="999999"/>
-        <w:sz w:val="16"/>
-        <w:szCs w:val="16"/>
-      </w:rPr>
       <w:t xml:space="preserve">Page </w:t>
     </w:r>
     <w:r>
@@ -12881,18 +12388,8 @@
         <w:sz w:val="18"/>
         <w:szCs w:val="18"/>
       </w:rPr>
-      <w:t xml:space="preserve">Module 1b: Large-Table Migration </w:t>
+      <w:t>Module 1b: Large-Table Migration Strategy</w:t>
     </w:r>
-    <w:proofErr w:type="gramStart"/>
-    <w:r>
-      <w:rPr>
-        <w:color w:val="999999"/>
-        <w:sz w:val="18"/>
-        <w:szCs w:val="18"/>
-      </w:rPr>
-      <w:t>Strategy</w:t>
-    </w:r>
-    <w:proofErr w:type="gramEnd"/>
   </w:p>
 </w:hdr>
 </file>
